--- a/RTOS/Thread_vs_Task.docx
+++ b/RTOS/Thread_vs_Task.docx
@@ -28,8 +28,18 @@
           <w:bCs/>
           <w:sz w:val="22"/>
         </w:rPr>
-        <w:t>RTOS and FreeRTOS</w:t>
-      </w:r>
+        <w:t xml:space="preserve">RTOS and </w:t>
+      </w:r>
+      <w:proofErr w:type="spellStart"/>
+      <w:r>
+        <w:rPr>
+          <w:b/>
+          <w:bCs/>
+          <w:sz w:val="22"/>
+        </w:rPr>
+        <w:t>FreeRTOS</w:t>
+      </w:r>
+      <w:proofErr w:type="spellEnd"/>
       <w:r>
         <w:rPr>
           <w:sz w:val="22"/>
@@ -62,7 +72,21 @@
         <w:rPr>
           <w:sz w:val="22"/>
         </w:rPr>
-        <w:t xml:space="preserve"> is often confusing because they are conceptually very similar. In fact, a FreeRTOS </w:t>
+        <w:t xml:space="preserve"> is often confusing because they are conceptually very similar. In fact, a </w:t>
+      </w:r>
+      <w:proofErr w:type="spellStart"/>
+      <w:r>
+        <w:rPr>
+          <w:sz w:val="22"/>
+        </w:rPr>
+        <w:t>FreeRTOS</w:t>
+      </w:r>
+      <w:proofErr w:type="spellEnd"/>
+      <w:r>
+        <w:rPr>
+          <w:sz w:val="22"/>
+        </w:rPr>
+        <w:t xml:space="preserve"> </w:t>
       </w:r>
       <w:r>
         <w:rPr>
@@ -159,7 +183,25 @@
                 <w:bCs/>
                 <w:sz w:val="22"/>
               </w:rPr>
-              <w:t>Task (RTOS/FreeRTOS)</w:t>
+              <w:t>Task (RTOS/</w:t>
+            </w:r>
+            <w:proofErr w:type="spellStart"/>
+            <w:r>
+              <w:rPr>
+                <w:b/>
+                <w:bCs/>
+                <w:sz w:val="22"/>
+              </w:rPr>
+              <w:t>FreeRTOS</w:t>
+            </w:r>
+            <w:proofErr w:type="spellEnd"/>
+            <w:r>
+              <w:rPr>
+                <w:b/>
+                <w:bCs/>
+                <w:sz w:val="22"/>
+              </w:rPr>
+              <w:t>)</w:t>
             </w:r>
           </w:p>
         </w:tc>
@@ -228,7 +270,21 @@
               <w:rPr>
                 <w:sz w:val="22"/>
               </w:rPr>
-              <w:t>Smallest schedulable unit in an RTOS</w:t>
+              <w:t xml:space="preserve">Smallest </w:t>
+            </w:r>
+            <w:proofErr w:type="gramStart"/>
+            <w:r>
+              <w:rPr>
+                <w:sz w:val="22"/>
+              </w:rPr>
+              <w:t>schedulable</w:t>
+            </w:r>
+            <w:proofErr w:type="gramEnd"/>
+            <w:r>
+              <w:rPr>
+                <w:sz w:val="22"/>
+              </w:rPr>
+              <w:t xml:space="preserve"> unit in an RTOS</w:t>
             </w:r>
           </w:p>
         </w:tc>
@@ -289,11 +345,19 @@
                 <w:sz w:val="22"/>
               </w:rPr>
             </w:pPr>
+            <w:proofErr w:type="gramStart"/>
             <w:r>
               <w:rPr>
                 <w:sz w:val="22"/>
               </w:rPr>
-              <w:t>Usually no process concept</w:t>
+              <w:t>Usually</w:t>
+            </w:r>
+            <w:proofErr w:type="gramEnd"/>
+            <w:r>
+              <w:rPr>
+                <w:sz w:val="22"/>
+              </w:rPr>
+              <w:t xml:space="preserve"> no process concept</w:t>
             </w:r>
           </w:p>
         </w:tc>
@@ -374,11 +438,19 @@
                 <w:sz w:val="22"/>
               </w:rPr>
             </w:pPr>
+            <w:proofErr w:type="gramStart"/>
             <w:r>
               <w:rPr>
                 <w:sz w:val="22"/>
               </w:rPr>
-              <w:t>Shares process address space</w:t>
+              <w:t>Shares</w:t>
+            </w:r>
+            <w:proofErr w:type="gramEnd"/>
+            <w:r>
+              <w:rPr>
+                <w:sz w:val="22"/>
+              </w:rPr>
+              <w:t xml:space="preserve"> process address space</w:t>
             </w:r>
           </w:p>
         </w:tc>
@@ -764,11 +836,19 @@
                 <w:sz w:val="22"/>
               </w:rPr>
             </w:pPr>
+            <w:proofErr w:type="gramStart"/>
             <w:r>
               <w:rPr>
                 <w:sz w:val="22"/>
               </w:rPr>
-              <w:t>Usually best effort</w:t>
+              <w:t>Usually</w:t>
+            </w:r>
+            <w:proofErr w:type="gramEnd"/>
+            <w:r>
+              <w:rPr>
+                <w:sz w:val="22"/>
+              </w:rPr>
+              <w:t xml:space="preserve"> best effort</w:t>
             </w:r>
           </w:p>
         </w:tc>
@@ -809,11 +889,27 @@
                 <w:sz w:val="22"/>
               </w:rPr>
             </w:pPr>
+            <w:proofErr w:type="spellStart"/>
+            <w:proofErr w:type="gramStart"/>
             <w:r>
               <w:rPr>
                 <w:sz w:val="22"/>
               </w:rPr>
-              <w:t>xTaskCreate()</w:t>
+              <w:t>xTaskCreate</w:t>
+            </w:r>
+            <w:proofErr w:type="spellEnd"/>
+            <w:r>
+              <w:rPr>
+                <w:sz w:val="22"/>
+              </w:rPr>
+              <w:t>(</w:t>
+            </w:r>
+            <w:proofErr w:type="gramEnd"/>
+            <w:r>
+              <w:rPr>
+                <w:sz w:val="22"/>
+              </w:rPr>
+              <w:t>)</w:t>
             </w:r>
           </w:p>
         </w:tc>
@@ -829,11 +925,33 @@
                 <w:sz w:val="22"/>
               </w:rPr>
             </w:pPr>
+            <w:proofErr w:type="spellStart"/>
             <w:r>
               <w:rPr>
                 <w:sz w:val="22"/>
               </w:rPr>
-              <w:t>pthread_create()</w:t>
+              <w:t>pthread_</w:t>
+            </w:r>
+            <w:proofErr w:type="gramStart"/>
+            <w:r>
+              <w:rPr>
+                <w:sz w:val="22"/>
+              </w:rPr>
+              <w:t>create</w:t>
+            </w:r>
+            <w:proofErr w:type="spellEnd"/>
+            <w:r>
+              <w:rPr>
+                <w:sz w:val="22"/>
+              </w:rPr>
+              <w:t>(</w:t>
+            </w:r>
+            <w:proofErr w:type="gramEnd"/>
+            <w:r>
+              <w:rPr>
+                <w:sz w:val="22"/>
+              </w:rPr>
+              <w:t>)</w:t>
             </w:r>
           </w:p>
         </w:tc>
@@ -862,39 +980,79 @@
           <w:sz w:val="22"/>
         </w:rPr>
       </w:pPr>
-      <w:r>
-        <w:rPr>
-          <w:b/>
-          <w:bCs/>
-          <w:sz w:val="22"/>
-        </w:rPr>
-        <w:t>FreeRTOS Perspective</w:t>
-      </w:r>
-    </w:p>
-    <w:p>
-      <w:pPr>
-        <w:rPr>
-          <w:sz w:val="22"/>
-        </w:rPr>
-      </w:pPr>
-      <w:r>
-        <w:rPr>
-          <w:sz w:val="22"/>
-        </w:rPr>
-        <w:t>In FreeRTOS:</w:t>
-      </w:r>
-    </w:p>
-    <w:p>
-      <w:pPr>
-        <w:rPr>
-          <w:sz w:val="22"/>
-        </w:rPr>
-      </w:pPr>
-      <w:r>
-        <w:rPr>
-          <w:sz w:val="22"/>
-        </w:rPr>
-        <w:t>xTaskCreate(Task1, "Task1", 256, NULL, 2, NULL);</w:t>
+      <w:proofErr w:type="spellStart"/>
+      <w:r>
+        <w:rPr>
+          <w:b/>
+          <w:bCs/>
+          <w:sz w:val="22"/>
+        </w:rPr>
+        <w:t>FreeRTOS</w:t>
+      </w:r>
+      <w:proofErr w:type="spellEnd"/>
+      <w:r>
+        <w:rPr>
+          <w:b/>
+          <w:bCs/>
+          <w:sz w:val="22"/>
+        </w:rPr>
+        <w:t xml:space="preserve"> Perspective</w:t>
+      </w:r>
+    </w:p>
+    <w:p>
+      <w:pPr>
+        <w:rPr>
+          <w:sz w:val="22"/>
+        </w:rPr>
+      </w:pPr>
+      <w:r>
+        <w:rPr>
+          <w:sz w:val="22"/>
+        </w:rPr>
+        <w:t xml:space="preserve">In </w:t>
+      </w:r>
+      <w:proofErr w:type="spellStart"/>
+      <w:r>
+        <w:rPr>
+          <w:sz w:val="22"/>
+        </w:rPr>
+        <w:t>FreeRTOS</w:t>
+      </w:r>
+      <w:proofErr w:type="spellEnd"/>
+      <w:r>
+        <w:rPr>
+          <w:sz w:val="22"/>
+        </w:rPr>
+        <w:t>:</w:t>
+      </w:r>
+    </w:p>
+    <w:p>
+      <w:pPr>
+        <w:rPr>
+          <w:sz w:val="22"/>
+        </w:rPr>
+      </w:pPr>
+      <w:proofErr w:type="spellStart"/>
+      <w:proofErr w:type="gramStart"/>
+      <w:r>
+        <w:rPr>
+          <w:sz w:val="22"/>
+        </w:rPr>
+        <w:t>xTaskCreate</w:t>
+      </w:r>
+      <w:proofErr w:type="spellEnd"/>
+      <w:r>
+        <w:rPr>
+          <w:sz w:val="22"/>
+        </w:rPr>
+        <w:t>(</w:t>
+      </w:r>
+      <w:proofErr w:type="gramEnd"/>
+      <w:r>
+        <w:rPr>
+          <w:sz w:val="22"/>
+        </w:rPr>
+        <w:t>Task1, "Task1", 256, NULL, 2, NULL);</w:t>
       </w:r>
     </w:p>
     <w:p>
@@ -943,11 +1101,47 @@
           <w:sz w:val="22"/>
         </w:rPr>
       </w:pPr>
-      <w:r>
-        <w:rPr>
-          <w:sz w:val="22"/>
-        </w:rPr>
-        <w:t>pthread_create(&amp;tid,</w:t>
+      <w:proofErr w:type="spellStart"/>
+      <w:r>
+        <w:rPr>
+          <w:sz w:val="22"/>
+        </w:rPr>
+        <w:t>pthread_</w:t>
+      </w:r>
+      <w:proofErr w:type="gramStart"/>
+      <w:r>
+        <w:rPr>
+          <w:sz w:val="22"/>
+        </w:rPr>
+        <w:t>create</w:t>
+      </w:r>
+      <w:proofErr w:type="spellEnd"/>
+      <w:r>
+        <w:rPr>
+          <w:sz w:val="22"/>
+        </w:rPr>
+        <w:t>(</w:t>
+      </w:r>
+      <w:proofErr w:type="gramEnd"/>
+      <w:r>
+        <w:rPr>
+          <w:sz w:val="22"/>
+        </w:rPr>
+        <w:t>&amp;</w:t>
+      </w:r>
+      <w:proofErr w:type="spellStart"/>
+      <w:r>
+        <w:rPr>
+          <w:sz w:val="22"/>
+        </w:rPr>
+        <w:t>tid</w:t>
+      </w:r>
+      <w:proofErr w:type="spellEnd"/>
+      <w:r>
+        <w:rPr>
+          <w:sz w:val="22"/>
+        </w:rPr>
+        <w:t>,</w:t>
       </w:r>
       <w:r>
         <w:rPr>
@@ -967,11 +1161,19 @@
         </w:rPr>
         <w:t xml:space="preserve"> </w:t>
       </w:r>
-      <w:r>
-        <w:rPr>
-          <w:sz w:val="22"/>
-        </w:rPr>
-        <w:t>thread_func, NULL);</w:t>
+      <w:proofErr w:type="spellStart"/>
+      <w:r>
+        <w:rPr>
+          <w:sz w:val="22"/>
+        </w:rPr>
+        <w:t>thread_func</w:t>
+      </w:r>
+      <w:proofErr w:type="spellEnd"/>
+      <w:r>
+        <w:rPr>
+          <w:sz w:val="22"/>
+        </w:rPr>
+        <w:t>, NULL);</w:t>
       </w:r>
     </w:p>
     <w:p>
@@ -1358,11 +1560,17 @@
     <w:p>
       <w:pPr>
         <w:rPr>
-          <w:sz w:val="22"/>
-        </w:rPr>
-      </w:pPr>
-      <w:r>
-        <w:rPr>
+          <w:b/>
+          <w:bCs/>
+          <w:color w:val="FF0000"/>
+          <w:sz w:val="22"/>
+        </w:rPr>
+      </w:pPr>
+      <w:r>
+        <w:rPr>
+          <w:b/>
+          <w:bCs/>
+          <w:color w:val="FF0000"/>
           <w:sz w:val="22"/>
         </w:rPr>
         <w:t>Process Memory</w:t>
@@ -1441,23 +1649,39 @@
           <w:sz w:val="22"/>
         </w:rPr>
       </w:pPr>
-      <w:r>
-        <w:rPr>
-          <w:b/>
-          <w:bCs/>
-          <w:sz w:val="22"/>
-        </w:rPr>
-        <w:t>FreeRTOS Tasks</w:t>
-      </w:r>
-    </w:p>
-    <w:p>
-      <w:pPr>
-        <w:rPr>
-          <w:sz w:val="22"/>
-        </w:rPr>
-      </w:pPr>
-      <w:r>
-        <w:rPr>
+      <w:proofErr w:type="spellStart"/>
+      <w:r>
+        <w:rPr>
+          <w:b/>
+          <w:bCs/>
+          <w:sz w:val="22"/>
+        </w:rPr>
+        <w:t>FreeRTOS</w:t>
+      </w:r>
+      <w:proofErr w:type="spellEnd"/>
+      <w:r>
+        <w:rPr>
+          <w:b/>
+          <w:bCs/>
+          <w:sz w:val="22"/>
+        </w:rPr>
+        <w:t xml:space="preserve"> Tasks</w:t>
+      </w:r>
+    </w:p>
+    <w:p>
+      <w:pPr>
+        <w:rPr>
+          <w:b/>
+          <w:bCs/>
+          <w:color w:val="FF0000"/>
+          <w:sz w:val="22"/>
+        </w:rPr>
+      </w:pPr>
+      <w:r>
+        <w:rPr>
+          <w:b/>
+          <w:bCs/>
+          <w:color w:val="FF0000"/>
           <w:sz w:val="22"/>
         </w:rPr>
         <w:t>MCU RAM</w:t>
@@ -1713,13 +1937,23 @@
           <w:sz w:val="22"/>
         </w:rPr>
       </w:pPr>
-      <w:r>
-        <w:rPr>
-          <w:b/>
-          <w:bCs/>
-          <w:sz w:val="22"/>
-        </w:rPr>
-        <w:t>FreeRTOS Task</w:t>
+      <w:proofErr w:type="spellStart"/>
+      <w:r>
+        <w:rPr>
+          <w:b/>
+          <w:bCs/>
+          <w:sz w:val="22"/>
+        </w:rPr>
+        <w:t>FreeRTOS</w:t>
+      </w:r>
+      <w:proofErr w:type="spellEnd"/>
+      <w:r>
+        <w:rPr>
+          <w:b/>
+          <w:bCs/>
+          <w:sz w:val="22"/>
+        </w:rPr>
+        <w:t xml:space="preserve"> Task</w:t>
       </w:r>
     </w:p>
     <w:p>
@@ -1840,7 +2074,21 @@
         <w:rPr>
           <w:sz w:val="22"/>
         </w:rPr>
-        <w:t>Scheduler attempts fairness and throughput rather than strict timing guarantees.</w:t>
+        <w:t xml:space="preserve">Scheduler </w:t>
+      </w:r>
+      <w:proofErr w:type="gramStart"/>
+      <w:r>
+        <w:rPr>
+          <w:sz w:val="22"/>
+        </w:rPr>
+        <w:t>attempts</w:t>
+      </w:r>
+      <w:proofErr w:type="gramEnd"/>
+      <w:r>
+        <w:rPr>
+          <w:sz w:val="22"/>
+        </w:rPr>
+        <w:t xml:space="preserve"> fairness and throughput rather than strict timing guarantees.</w:t>
       </w:r>
     </w:p>
     <w:p>
@@ -1941,7 +2189,15 @@
       </w:pPr>
       <w:r>
         <w:lastRenderedPageBreak/>
-        <w:t>Explain "In an RTOS, all blocking system calls are time-bound. Instead of waiting for the mutex indefinitely, an RTOS allows a maximum delay to be specified."</w:t>
+        <w:t xml:space="preserve">Explain "In an RTOS, all blocking system calls are </w:t>
+      </w:r>
+      <w:proofErr w:type="gramStart"/>
+      <w:r>
+        <w:t>time-bound</w:t>
+      </w:r>
+      <w:proofErr w:type="gramEnd"/>
+      <w:r>
+        <w:t>. Instead of waiting for the mutex indefinitely, an RTOS allows a maximum delay to be specified."</w:t>
       </w:r>
     </w:p>
     <w:p>
@@ -1993,11 +2249,19 @@
           <w:sz w:val="22"/>
         </w:rPr>
       </w:pPr>
-      <w:r>
-        <w:rPr>
-          <w:sz w:val="22"/>
-        </w:rPr>
-        <w:t>pthread_mutex_lock(&amp;mutex);</w:t>
+      <w:proofErr w:type="spellStart"/>
+      <w:r>
+        <w:rPr>
+          <w:sz w:val="22"/>
+        </w:rPr>
+        <w:t>pthread_mutex_lock</w:t>
+      </w:r>
+      <w:proofErr w:type="spellEnd"/>
+      <w:r>
+        <w:rPr>
+          <w:sz w:val="22"/>
+        </w:rPr>
+        <w:t>(&amp;mutex);</w:t>
       </w:r>
     </w:p>
     <w:p>
@@ -2055,7 +2319,25 @@
           <w:bCs/>
           <w:sz w:val="22"/>
         </w:rPr>
-        <w:t>Why is this a problem in an RTOS?</w:t>
+        <w:t xml:space="preserve">Why is this a problem in </w:t>
+      </w:r>
+      <w:proofErr w:type="gramStart"/>
+      <w:r>
+        <w:rPr>
+          <w:b/>
+          <w:bCs/>
+          <w:sz w:val="22"/>
+        </w:rPr>
+        <w:t>an RTOS</w:t>
+      </w:r>
+      <w:proofErr w:type="gramEnd"/>
+      <w:r>
+        <w:rPr>
+          <w:b/>
+          <w:bCs/>
+          <w:sz w:val="22"/>
+        </w:rPr>
+        <w:t>?</w:t>
       </w:r>
     </w:p>
     <w:p>
@@ -2146,7 +2428,21 @@
         <w:rPr>
           <w:sz w:val="22"/>
         </w:rPr>
-        <w:t>If the brake task waits forever, the system can miss its deadline.</w:t>
+        <w:t xml:space="preserve">If the brake </w:t>
+      </w:r>
+      <w:proofErr w:type="gramStart"/>
+      <w:r>
+        <w:rPr>
+          <w:sz w:val="22"/>
+        </w:rPr>
+        <w:t>task waits</w:t>
+      </w:r>
+      <w:proofErr w:type="gramEnd"/>
+      <w:r>
+        <w:rPr>
+          <w:sz w:val="22"/>
+        </w:rPr>
+        <w:t xml:space="preserve"> forever, the system can miss its deadline.</w:t>
       </w:r>
     </w:p>
     <w:p>
@@ -2255,26 +2551,94 @@
           <w:sz w:val="22"/>
         </w:rPr>
       </w:pPr>
-      <w:r>
-        <w:rPr>
-          <w:b/>
-          <w:bCs/>
-          <w:sz w:val="22"/>
-        </w:rPr>
-        <w:t>FreeRTOS Example</w:t>
-      </w:r>
-    </w:p>
-    <w:p>
-      <w:pPr>
-        <w:rPr>
-          <w:sz w:val="22"/>
-        </w:rPr>
-      </w:pPr>
-      <w:r>
-        <w:rPr>
-          <w:sz w:val="22"/>
-        </w:rPr>
-        <w:t>if(xSemaphoreTake(xMutex, pdMS_TO_TICKS(100)))</w:t>
+      <w:proofErr w:type="spellStart"/>
+      <w:r>
+        <w:rPr>
+          <w:b/>
+          <w:bCs/>
+          <w:sz w:val="22"/>
+        </w:rPr>
+        <w:t>FreeRTOS</w:t>
+      </w:r>
+      <w:proofErr w:type="spellEnd"/>
+      <w:r>
+        <w:rPr>
+          <w:b/>
+          <w:bCs/>
+          <w:sz w:val="22"/>
+        </w:rPr>
+        <w:t xml:space="preserve"> Example</w:t>
+      </w:r>
+    </w:p>
+    <w:p>
+      <w:pPr>
+        <w:rPr>
+          <w:sz w:val="22"/>
+        </w:rPr>
+      </w:pPr>
+      <w:proofErr w:type="gramStart"/>
+      <w:r>
+        <w:rPr>
+          <w:sz w:val="22"/>
+        </w:rPr>
+        <w:t>if(</w:t>
+      </w:r>
+      <w:proofErr w:type="spellStart"/>
+      <w:r>
+        <w:rPr>
+          <w:sz w:val="22"/>
+        </w:rPr>
+        <w:t>xSemaphoreTake</w:t>
+      </w:r>
+      <w:proofErr w:type="spellEnd"/>
+      <w:r>
+        <w:rPr>
+          <w:sz w:val="22"/>
+        </w:rPr>
+        <w:t>(</w:t>
+      </w:r>
+      <w:proofErr w:type="spellStart"/>
+      <w:proofErr w:type="gramEnd"/>
+      <w:r>
+        <w:rPr>
+          <w:sz w:val="22"/>
+        </w:rPr>
+        <w:t>xMutex</w:t>
+      </w:r>
+      <w:proofErr w:type="spellEnd"/>
+      <w:r>
+        <w:rPr>
+          <w:sz w:val="22"/>
+        </w:rPr>
+        <w:t xml:space="preserve">, </w:t>
+      </w:r>
+      <w:proofErr w:type="spellStart"/>
+      <w:r>
+        <w:rPr>
+          <w:sz w:val="22"/>
+        </w:rPr>
+        <w:t>pdMS_TO_</w:t>
+      </w:r>
+      <w:proofErr w:type="gramStart"/>
+      <w:r>
+        <w:rPr>
+          <w:sz w:val="22"/>
+        </w:rPr>
+        <w:t>TICKS</w:t>
+      </w:r>
+      <w:proofErr w:type="spellEnd"/>
+      <w:r>
+        <w:rPr>
+          <w:sz w:val="22"/>
+        </w:rPr>
+        <w:t>(</w:t>
+      </w:r>
+      <w:proofErr w:type="gramEnd"/>
+      <w:r>
+        <w:rPr>
+          <w:sz w:val="22"/>
+        </w:rPr>
+        <w:t>100)))</w:t>
       </w:r>
     </w:p>
     <w:p>
@@ -2301,7 +2665,21 @@
           <w:sz w:val="22"/>
         </w:rPr>
         <w:lastRenderedPageBreak/>
-        <w:t xml:space="preserve">    /* Access shared resource */</w:t>
+        <w:t xml:space="preserve">    /* Access shared </w:t>
+      </w:r>
+      <w:proofErr w:type="gramStart"/>
+      <w:r>
+        <w:rPr>
+          <w:sz w:val="22"/>
+        </w:rPr>
+        <w:t>resource</w:t>
+      </w:r>
+      <w:proofErr w:type="gramEnd"/>
+      <w:r>
+        <w:rPr>
+          <w:sz w:val="22"/>
+        </w:rPr>
+        <w:t xml:space="preserve"> */</w:t>
       </w:r>
     </w:p>
     <w:p>
@@ -2418,7 +2796,21 @@
         <w:rPr>
           <w:sz w:val="22"/>
         </w:rPr>
-        <w:t>|---- Resource available within 100 ms ---&gt; Continue</w:t>
+        <w:t xml:space="preserve">|---- Resource available within 100 </w:t>
+      </w:r>
+      <w:proofErr w:type="spellStart"/>
+      <w:r>
+        <w:rPr>
+          <w:sz w:val="22"/>
+        </w:rPr>
+        <w:t>ms</w:t>
+      </w:r>
+      <w:proofErr w:type="spellEnd"/>
+      <w:r>
+        <w:rPr>
+          <w:sz w:val="22"/>
+        </w:rPr>
+        <w:t xml:space="preserve"> ---&gt; Continue</w:t>
       </w:r>
     </w:p>
     <w:p>
@@ -2444,7 +2836,21 @@
         <w:rPr>
           <w:sz w:val="22"/>
         </w:rPr>
-        <w:t>|---- Not available after 100 ms ---------&gt; Timeout</w:t>
+        <w:t xml:space="preserve">|---- Not available after 100 </w:t>
+      </w:r>
+      <w:proofErr w:type="spellStart"/>
+      <w:r>
+        <w:rPr>
+          <w:sz w:val="22"/>
+        </w:rPr>
+        <w:t>ms</w:t>
+      </w:r>
+      <w:proofErr w:type="spellEnd"/>
+      <w:r>
+        <w:rPr>
+          <w:sz w:val="22"/>
+        </w:rPr>
+        <w:t xml:space="preserve"> ---------&gt; Timeout</w:t>
       </w:r>
     </w:p>
     <w:p>
@@ -2649,8 +3055,16 @@
         <w:rPr>
           <w:sz w:val="22"/>
         </w:rPr>
-        <w:t>Maximum 50 ms</w:t>
-      </w:r>
+        <w:t xml:space="preserve">Maximum 50 </w:t>
+      </w:r>
+      <w:proofErr w:type="spellStart"/>
+      <w:r>
+        <w:rPr>
+          <w:sz w:val="22"/>
+        </w:rPr>
+        <w:t>ms</w:t>
+      </w:r>
+      <w:proofErr w:type="spellEnd"/>
     </w:p>
     <w:p>
       <w:pPr>
@@ -2754,13 +3168,23 @@
           <w:sz w:val="22"/>
         </w:rPr>
       </w:pPr>
-      <w:r>
-        <w:rPr>
-          <w:b/>
-          <w:bCs/>
-          <w:sz w:val="22"/>
-        </w:rPr>
-        <w:t>FreeRTOS APIs Supporting Time-Bound Blocking</w:t>
+      <w:proofErr w:type="spellStart"/>
+      <w:r>
+        <w:rPr>
+          <w:b/>
+          <w:bCs/>
+          <w:sz w:val="22"/>
+        </w:rPr>
+        <w:t>FreeRTOS</w:t>
+      </w:r>
+      <w:proofErr w:type="spellEnd"/>
+      <w:r>
+        <w:rPr>
+          <w:b/>
+          <w:bCs/>
+          <w:sz w:val="22"/>
+        </w:rPr>
+        <w:t xml:space="preserve"> APIs Supporting Time-Bound Blocking</w:t>
       </w:r>
     </w:p>
     <w:p>
@@ -2786,11 +3210,27 @@
           <w:sz w:val="22"/>
         </w:rPr>
       </w:pPr>
-      <w:r>
-        <w:rPr>
-          <w:sz w:val="22"/>
-        </w:rPr>
-        <w:t>xSemaphoreTake(mutex, 100);</w:t>
+      <w:proofErr w:type="spellStart"/>
+      <w:proofErr w:type="gramStart"/>
+      <w:r>
+        <w:rPr>
+          <w:sz w:val="22"/>
+        </w:rPr>
+        <w:t>xSemaphoreTake</w:t>
+      </w:r>
+      <w:proofErr w:type="spellEnd"/>
+      <w:r>
+        <w:rPr>
+          <w:sz w:val="22"/>
+        </w:rPr>
+        <w:t>(</w:t>
+      </w:r>
+      <w:proofErr w:type="gramEnd"/>
+      <w:r>
+        <w:rPr>
+          <w:sz w:val="22"/>
+        </w:rPr>
+        <w:t>mutex, 100);</w:t>
       </w:r>
     </w:p>
     <w:p>
@@ -2844,11 +3284,27 @@
           <w:sz w:val="22"/>
         </w:rPr>
       </w:pPr>
-      <w:r>
-        <w:rPr>
-          <w:sz w:val="22"/>
-        </w:rPr>
-        <w:t>xQueueReceive(queue,</w:t>
+      <w:proofErr w:type="spellStart"/>
+      <w:proofErr w:type="gramStart"/>
+      <w:r>
+        <w:rPr>
+          <w:sz w:val="22"/>
+        </w:rPr>
+        <w:t>xQueueReceive</w:t>
+      </w:r>
+      <w:proofErr w:type="spellEnd"/>
+      <w:r>
+        <w:rPr>
+          <w:sz w:val="22"/>
+        </w:rPr>
+        <w:t>(</w:t>
+      </w:r>
+      <w:proofErr w:type="gramEnd"/>
+      <w:r>
+        <w:rPr>
+          <w:sz w:val="22"/>
+        </w:rPr>
+        <w:t>queue,</w:t>
       </w:r>
     </w:p>
     <w:p>
@@ -2874,20 +3330,62 @@
         <w:rPr>
           <w:sz w:val="22"/>
         </w:rPr>
-        <w:t xml:space="preserve">              pdMS_TO_TICKS(50));</w:t>
-      </w:r>
-    </w:p>
-    <w:p>
-      <w:pPr>
-        <w:rPr>
-          <w:sz w:val="22"/>
-        </w:rPr>
-      </w:pPr>
-      <w:r>
-        <w:rPr>
-          <w:sz w:val="22"/>
-        </w:rPr>
-        <w:t>Wait maximum 50 ms for a message.</w:t>
+        <w:t xml:space="preserve">              </w:t>
+      </w:r>
+      <w:proofErr w:type="spellStart"/>
+      <w:r>
+        <w:rPr>
+          <w:sz w:val="22"/>
+        </w:rPr>
+        <w:t>pdMS_TO_</w:t>
+      </w:r>
+      <w:proofErr w:type="gramStart"/>
+      <w:r>
+        <w:rPr>
+          <w:sz w:val="22"/>
+        </w:rPr>
+        <w:t>TICKS</w:t>
+      </w:r>
+      <w:proofErr w:type="spellEnd"/>
+      <w:r>
+        <w:rPr>
+          <w:sz w:val="22"/>
+        </w:rPr>
+        <w:t>(50))</w:t>
+      </w:r>
+      <w:proofErr w:type="gramEnd"/>
+      <w:r>
+        <w:rPr>
+          <w:sz w:val="22"/>
+        </w:rPr>
+        <w:t>;</w:t>
+      </w:r>
+    </w:p>
+    <w:p>
+      <w:pPr>
+        <w:rPr>
+          <w:sz w:val="22"/>
+        </w:rPr>
+      </w:pPr>
+      <w:r>
+        <w:rPr>
+          <w:sz w:val="22"/>
+        </w:rPr>
+        <w:t xml:space="preserve">Wait maximum 50 </w:t>
+      </w:r>
+      <w:proofErr w:type="spellStart"/>
+      <w:r>
+        <w:rPr>
+          <w:sz w:val="22"/>
+        </w:rPr>
+        <w:t>ms</w:t>
+      </w:r>
+      <w:proofErr w:type="spellEnd"/>
+      <w:r>
+        <w:rPr>
+          <w:sz w:val="22"/>
+        </w:rPr>
+        <w:t xml:space="preserve"> for a message.</w:t>
       </w:r>
     </w:p>
     <w:p>
@@ -2931,60 +3429,139 @@
           <w:lang w:val="de-DE"/>
         </w:rPr>
       </w:pPr>
+      <w:proofErr w:type="spellStart"/>
+      <w:proofErr w:type="gramStart"/>
       <w:r>
         <w:rPr>
           <w:sz w:val="22"/>
           <w:lang w:val="de-DE"/>
         </w:rPr>
-        <w:t>xQueueSend(queue,</w:t>
-      </w:r>
-    </w:p>
-    <w:p>
-      <w:pPr>
+        <w:t>xQueueSend</w:t>
+      </w:r>
+      <w:proofErr w:type="spellEnd"/>
+      <w:r>
         <w:rPr>
           <w:sz w:val="22"/>
           <w:lang w:val="de-DE"/>
         </w:rPr>
-      </w:pPr>
+        <w:t>(</w:t>
+      </w:r>
+      <w:proofErr w:type="spellStart"/>
+      <w:proofErr w:type="gramEnd"/>
       <w:r>
         <w:rPr>
           <w:sz w:val="22"/>
           <w:lang w:val="de-DE"/>
         </w:rPr>
-        <w:t xml:space="preserve">           &amp;msg,</w:t>
-      </w:r>
-    </w:p>
-    <w:p>
-      <w:pPr>
-        <w:rPr>
-          <w:sz w:val="22"/>
-        </w:rPr>
-      </w:pPr>
+        <w:t>queue</w:t>
+      </w:r>
+      <w:proofErr w:type="spellEnd"/>
       <w:r>
         <w:rPr>
           <w:sz w:val="22"/>
           <w:lang w:val="de-DE"/>
         </w:rPr>
+        <w:t>,</w:t>
+      </w:r>
+    </w:p>
+    <w:p>
+      <w:pPr>
+        <w:rPr>
+          <w:sz w:val="22"/>
+          <w:lang w:val="de-DE"/>
+        </w:rPr>
+      </w:pPr>
+      <w:r>
+        <w:rPr>
+          <w:sz w:val="22"/>
+          <w:lang w:val="de-DE"/>
+        </w:rPr>
+        <w:t xml:space="preserve">           &amp;</w:t>
+      </w:r>
+      <w:proofErr w:type="spellStart"/>
+      <w:r>
+        <w:rPr>
+          <w:sz w:val="22"/>
+          <w:lang w:val="de-DE"/>
+        </w:rPr>
+        <w:t>msg</w:t>
+      </w:r>
+      <w:proofErr w:type="spellEnd"/>
+      <w:r>
+        <w:rPr>
+          <w:sz w:val="22"/>
+          <w:lang w:val="de-DE"/>
+        </w:rPr>
+        <w:t>,</w:t>
+      </w:r>
+    </w:p>
+    <w:p>
+      <w:pPr>
+        <w:rPr>
+          <w:sz w:val="22"/>
+        </w:rPr>
+      </w:pPr>
+      <w:r>
+        <w:rPr>
+          <w:sz w:val="22"/>
+          <w:lang w:val="de-DE"/>
+        </w:rPr>
         <w:t xml:space="preserve">           </w:t>
       </w:r>
-      <w:r>
-        <w:rPr>
-          <w:sz w:val="22"/>
-        </w:rPr>
-        <w:t>pdMS_TO_TICKS(20));</w:t>
-      </w:r>
-    </w:p>
-    <w:p>
-      <w:pPr>
-        <w:rPr>
-          <w:sz w:val="22"/>
-        </w:rPr>
-      </w:pPr>
-      <w:r>
-        <w:rPr>
-          <w:sz w:val="22"/>
-        </w:rPr>
-        <w:t>Wait maximum 20 ms if queue is full.</w:t>
+      <w:proofErr w:type="spellStart"/>
+      <w:r>
+        <w:rPr>
+          <w:sz w:val="22"/>
+        </w:rPr>
+        <w:t>pdMS_TO_</w:t>
+      </w:r>
+      <w:proofErr w:type="gramStart"/>
+      <w:r>
+        <w:rPr>
+          <w:sz w:val="22"/>
+        </w:rPr>
+        <w:t>TICKS</w:t>
+      </w:r>
+      <w:proofErr w:type="spellEnd"/>
+      <w:r>
+        <w:rPr>
+          <w:sz w:val="22"/>
+        </w:rPr>
+        <w:t>(</w:t>
+      </w:r>
+      <w:proofErr w:type="gramEnd"/>
+      <w:r>
+        <w:rPr>
+          <w:sz w:val="22"/>
+        </w:rPr>
+        <w:t>20));</w:t>
+      </w:r>
+    </w:p>
+    <w:p>
+      <w:pPr>
+        <w:rPr>
+          <w:sz w:val="22"/>
+        </w:rPr>
+      </w:pPr>
+      <w:r>
+        <w:rPr>
+          <w:sz w:val="22"/>
+        </w:rPr>
+        <w:t xml:space="preserve">Wait maximum 20 </w:t>
+      </w:r>
+      <w:proofErr w:type="spellStart"/>
+      <w:r>
+        <w:rPr>
+          <w:sz w:val="22"/>
+        </w:rPr>
+        <w:t>ms</w:t>
+      </w:r>
+      <w:proofErr w:type="spellEnd"/>
+      <w:r>
+        <w:rPr>
+          <w:sz w:val="22"/>
+        </w:rPr>
+        <w:t xml:space="preserve"> if queue is full.</w:t>
       </w:r>
     </w:p>
     <w:p>
@@ -3025,38 +3602,98 @@
           <w:sz w:val="22"/>
         </w:rPr>
       </w:pPr>
-      <w:r>
-        <w:rPr>
-          <w:sz w:val="22"/>
-        </w:rPr>
-        <w:t>ulTaskNotifyTake(pdTRUE,</w:t>
-      </w:r>
-    </w:p>
-    <w:p>
-      <w:pPr>
-        <w:rPr>
-          <w:sz w:val="22"/>
-        </w:rPr>
-      </w:pPr>
-      <w:r>
-        <w:rPr>
-          <w:sz w:val="22"/>
-        </w:rPr>
-        <w:t xml:space="preserve">                 pdMS_TO_TICKS(100));</w:t>
-      </w:r>
-    </w:p>
-    <w:p>
-      <w:pPr>
-        <w:rPr>
-          <w:sz w:val="22"/>
-        </w:rPr>
-      </w:pPr>
-      <w:r>
-        <w:rPr>
-          <w:sz w:val="22"/>
-        </w:rPr>
-        <w:t>Wait maximum 100 ms.</w:t>
-      </w:r>
+      <w:proofErr w:type="spellStart"/>
+      <w:proofErr w:type="gramStart"/>
+      <w:r>
+        <w:rPr>
+          <w:sz w:val="22"/>
+        </w:rPr>
+        <w:t>ulTaskNotifyTake</w:t>
+      </w:r>
+      <w:proofErr w:type="spellEnd"/>
+      <w:r>
+        <w:rPr>
+          <w:sz w:val="22"/>
+        </w:rPr>
+        <w:t>(</w:t>
+      </w:r>
+      <w:proofErr w:type="spellStart"/>
+      <w:proofErr w:type="gramEnd"/>
+      <w:r>
+        <w:rPr>
+          <w:sz w:val="22"/>
+        </w:rPr>
+        <w:t>pdTRUE</w:t>
+      </w:r>
+      <w:proofErr w:type="spellEnd"/>
+      <w:r>
+        <w:rPr>
+          <w:sz w:val="22"/>
+        </w:rPr>
+        <w:t>,</w:t>
+      </w:r>
+    </w:p>
+    <w:p>
+      <w:pPr>
+        <w:rPr>
+          <w:sz w:val="22"/>
+        </w:rPr>
+      </w:pPr>
+      <w:r>
+        <w:rPr>
+          <w:sz w:val="22"/>
+        </w:rPr>
+        <w:t xml:space="preserve">                 </w:t>
+      </w:r>
+      <w:proofErr w:type="spellStart"/>
+      <w:r>
+        <w:rPr>
+          <w:sz w:val="22"/>
+        </w:rPr>
+        <w:t>pdMS_TO_</w:t>
+      </w:r>
+      <w:proofErr w:type="gramStart"/>
+      <w:r>
+        <w:rPr>
+          <w:sz w:val="22"/>
+        </w:rPr>
+        <w:t>TICKS</w:t>
+      </w:r>
+      <w:proofErr w:type="spellEnd"/>
+      <w:r>
+        <w:rPr>
+          <w:sz w:val="22"/>
+        </w:rPr>
+        <w:t>(100))</w:t>
+      </w:r>
+      <w:proofErr w:type="gramEnd"/>
+      <w:r>
+        <w:rPr>
+          <w:sz w:val="22"/>
+        </w:rPr>
+        <w:t>;</w:t>
+      </w:r>
+    </w:p>
+    <w:p>
+      <w:pPr>
+        <w:rPr>
+          <w:sz w:val="22"/>
+        </w:rPr>
+      </w:pPr>
+      <w:r>
+        <w:rPr>
+          <w:sz w:val="22"/>
+        </w:rPr>
+        <w:t xml:space="preserve">Wait maximum 100 </w:t>
+      </w:r>
+      <w:proofErr w:type="spellStart"/>
+      <w:r>
+        <w:rPr>
+          <w:sz w:val="22"/>
+        </w:rPr>
+        <w:t>ms.</w:t>
+      </w:r>
+      <w:proofErr w:type="spellEnd"/>
     </w:p>
     <w:p>
       <w:pPr>
@@ -3114,8 +3751,16 @@
         <w:rPr>
           <w:sz w:val="22"/>
         </w:rPr>
-        <w:t>100 ms</w:t>
-      </w:r>
+        <w:t xml:space="preserve">100 </w:t>
+      </w:r>
+      <w:proofErr w:type="spellStart"/>
+      <w:r>
+        <w:rPr>
+          <w:sz w:val="22"/>
+        </w:rPr>
+        <w:t>ms</w:t>
+      </w:r>
+      <w:proofErr w:type="spellEnd"/>
     </w:p>
     <w:p>
       <w:pPr>
@@ -3218,7 +3863,21 @@
         <w:rPr>
           <w:sz w:val="22"/>
         </w:rPr>
-        <w:t>20 ms maximum</w:t>
+        <w:t xml:space="preserve">20 </w:t>
+      </w:r>
+      <w:proofErr w:type="spellStart"/>
+      <w:r>
+        <w:rPr>
+          <w:sz w:val="22"/>
+        </w:rPr>
+        <w:t>ms</w:t>
+      </w:r>
+      <w:proofErr w:type="spellEnd"/>
+      <w:r>
+        <w:rPr>
+          <w:sz w:val="22"/>
+        </w:rPr>
+        <w:t xml:space="preserve"> maximum</w:t>
       </w:r>
     </w:p>
     <w:p>
@@ -3283,8 +3942,16 @@
         <w:rPr>
           <w:sz w:val="22"/>
         </w:rPr>
-        <w:t>+ 20 ms</w:t>
-      </w:r>
+        <w:t xml:space="preserve">+ 20 </w:t>
+      </w:r>
+      <w:proofErr w:type="spellStart"/>
+      <w:r>
+        <w:rPr>
+          <w:sz w:val="22"/>
+        </w:rPr>
+        <w:t>ms</w:t>
+      </w:r>
+      <w:proofErr w:type="spellEnd"/>
     </w:p>
     <w:p>
       <w:pPr>
@@ -3376,12 +4043,14 @@
           <w:sz w:val="22"/>
         </w:rPr>
       </w:pPr>
+      <w:proofErr w:type="gramStart"/>
       <w:r>
         <w:rPr>
           <w:sz w:val="22"/>
         </w:rPr>
         <w:t>Timing optional</w:t>
       </w:r>
+      <w:proofErr w:type="gramEnd"/>
     </w:p>
     <w:p>
       <w:pPr>
@@ -3441,11 +4110,19 @@
           <w:sz w:val="22"/>
         </w:rPr>
       </w:pPr>
-      <w:r>
-        <w:rPr>
-          <w:sz w:val="22"/>
-        </w:rPr>
-        <w:t>An RTOS always tries to answer:</w:t>
+      <w:proofErr w:type="gramStart"/>
+      <w:r>
+        <w:rPr>
+          <w:sz w:val="22"/>
+        </w:rPr>
+        <w:t>An RTOS</w:t>
+      </w:r>
+      <w:proofErr w:type="gramEnd"/>
+      <w:r>
+        <w:rPr>
+          <w:sz w:val="22"/>
+        </w:rPr>
+        <w:t xml:space="preserve"> always tries to answer:</w:t>
       </w:r>
     </w:p>
     <w:p>
@@ -3545,7 +4222,21 @@
         <w:rPr>
           <w:sz w:val="22"/>
         </w:rPr>
-        <w:t>In an RTOS, tasks often have deadlines. If a task waits indefinitely for a mutex, queue, or event, it may miss its deadline and compromise system behavior. Therefore, RTOS APIs allow specifying a maximum blocking time. If the resource is not available within that time, the call returns with a timeout, ensuring deterministic and predictable system operation. This bounded waiting is essential for real-time scheduling and worst-case execution time analysis.</w:t>
+        <w:t xml:space="preserve">In an RTOS, tasks often have deadlines. If a task waits indefinitely for a mutex, queue, or event, it may miss its deadline and compromise system behavior. Therefore, RTOS APIs </w:t>
+      </w:r>
+      <w:proofErr w:type="gramStart"/>
+      <w:r>
+        <w:rPr>
+          <w:sz w:val="22"/>
+        </w:rPr>
+        <w:t>allow</w:t>
+      </w:r>
+      <w:proofErr w:type="gramEnd"/>
+      <w:r>
+        <w:rPr>
+          <w:sz w:val="22"/>
+        </w:rPr>
+        <w:t xml:space="preserve"> specifying a maximum blocking time. If the resource is not available within that time, the call returns with a timeout, ensuring deterministic and predictable system operation. This bounded waiting is essential for real-time scheduling and worst-case execution time analysis.</w:t>
       </w:r>
     </w:p>
     <w:p>
